--- a/shinmok1/pack/2610/H1MOGO26-10_34_SET.docx
+++ b/shinmok1/pack/2610/H1MOGO26-10_34_SET.docx
@@ -1005,7 +1005,7 @@
           <w:sz w:val="16"/>
           <w:u w:val="none"/>
         </w:rPr>
-        <w:t xml:space="preserve">  주어진 말을 모두 사용 · 필요한 단어 1개만 어형 변형</w:t>
+        <w:t xml:space="preserve">  주어진 말을 모두 사용 · 어형 변형 3곳 · 조건의 단어 수·구문을 지킬 것</w:t>
       </w:r>
     </w:p>
     <w:p>
@@ -1032,6 +1032,8 @@
           <w:u w:val="none"/>
         </w:rPr>
         <w:t>핵심은 우리가 다른 모든 수준에서 일어나고 있는 것에 대한 완전한 설명 없이도 하나의 분석 수준에서 유용한 모델을 구축할 수 있다는 것이다.</w:t>
+        <w:br/>
+        <w:t>&lt;조건&gt; 구문: 보어 자리의 that 명사절 + without + 명사 · 총 26단어</w:t>
       </w:r>
     </w:p>
     <w:p>
@@ -1048,7 +1050,7 @@
           <w:sz w:val="17"/>
           <w:u w:val="none"/>
         </w:rPr>
-        <w:t>we / can / the key point / that / is / useful / build / models / at / one level / of / of analysis / without / a complete accounting / be / happening / what / at all other levels</w:t>
+        <w:t>is / that / the key point / we / can / build / models / use / without / what’s / of analysis / at / one level / a complete account / at all other levels / of / happen</w:t>
       </w:r>
     </w:p>
     <w:p>
@@ -2664,7 +2666,25 @@
           <w:sz w:val="17"/>
           <w:u w:val="none"/>
         </w:rPr>
-        <w:t xml:space="preserve"> 다음 글의 밑줄 친 문장과 같은 뜻이 되도록 &lt;보기&gt;의 표현을 모두 사용하여 &lt;조건&gt;에 맞게 영작하시오. [3점] [3.0점]</w:t>
+        <w:t xml:space="preserve"> 다음 글의 내용을 정리한 표의 빈칸 (A)에 &lt;보기&gt;의 표현을 </w:t>
+      </w:r>
+      <w:r>
+        <w:rPr>
+          <w:rFonts w:ascii="맑은 고딕" w:hAnsi="맑은 고딕" w:eastAsia="맑은 고딕"/>
+          <w:b w:val="0"/>
+          <w:sz w:val="17"/>
+          <w:u w:val="single"/>
+        </w:rPr>
+        <w:t>모두</w:t>
+      </w:r>
+      <w:r>
+        <w:rPr>
+          <w:rFonts w:ascii="맑은 고딕" w:hAnsi="맑은 고딕" w:eastAsia="맑은 고딕"/>
+          <w:b w:val="0"/>
+          <w:sz w:val="17"/>
+          <w:u w:val="none"/>
+        </w:rPr>
+        <w:t xml:space="preserve"> 배열하여 완성하시오. (필요하면 어형을 바꿀 것) [3점] [3.0점]</w:t>
       </w:r>
     </w:p>
     <w:p>
@@ -2687,17 +2707,45 @@
           <w:sz w:val="17"/>
           <w:u w:val="none"/>
         </w:rPr>
-        <w:t xml:space="preserve">Physicists, for example, must take as a given the mass and charge of fundamental particles. In a model of atomic bonds, </w:t>
-      </w:r>
+        <w:t>However you decide to draw the boundaries of the evolving system you want to study — say, mobile phones — your model will have to accept certain things without explanation, for instance that fresh ideas appear at certain moments. In fact, every model has to rely on simplifying assumptions of this kind. When Wallace and Darwin put forward their verbal account of how living things evolve, almost nothing was known about how new variations arose or how traits were passed on. They simply assumed that these processes went on in some way or other. Simplifying assumptions are needed even at the most detailed level. Physicists, for instance, have to accept the mass and charge of basic particles as facts. When they model the bonds between atoms, they make no attempt to explain why an electron has the mass and charge it has; they take the measured figures and get on with the work. The essential point is that a useful model can be built at one level of analysis without a full account of what is going on at every other level.</w:t>
+      </w:r>
+    </w:p>
+    <w:p>
+      <w:pPr>
+        <w:spacing w:before="0" w:after="0" w:line="288" w:lineRule="auto"/>
+        <w:ind w:left="40"/>
+        <w:snapToGrid w:val="0"/>
+        <w:pBdr>
+          <w:top w:val="single" w:sz="4" w:space="2" w:color="555555"/>
+          <w:left w:val="single" w:sz="4" w:space="2" w:color="555555"/>
+          <w:bottom w:val="single" w:sz="4" w:space="2" w:color="555555"/>
+          <w:right w:val="single" w:sz="4" w:space="2" w:color="555555"/>
+        </w:pBdr>
+        <w:shd w:val="clear" w:color="auto" w:fill="FFFFFF"/>
+      </w:pPr>
       <w:r>
         <w:rPr>
           <w:rFonts w:ascii="맑은 고딕" w:hAnsi="맑은 고딕" w:eastAsia="맑은 고딕"/>
           <w:b w:val="0"/>
           <w:sz w:val="17"/>
-          <w:u w:val="single"/>
-        </w:rPr>
-        <w:t>physicists don’t attempt to explain why electrons have their particular mass and charge, they just accept the measured values and move on</w:t>
-      </w:r>
+          <w:u w:val="none"/>
+        </w:rPr>
+        <w:t>Model  |  What it simply takes as a given</w:t>
+      </w:r>
+    </w:p>
+    <w:p>
+      <w:pPr>
+        <w:spacing w:before="0" w:after="0" w:line="288" w:lineRule="auto"/>
+        <w:ind w:left="40"/>
+        <w:snapToGrid w:val="0"/>
+        <w:pBdr>
+          <w:top w:val="single" w:sz="4" w:space="2" w:color="555555"/>
+          <w:left w:val="single" w:sz="4" w:space="2" w:color="555555"/>
+          <w:bottom w:val="single" w:sz="4" w:space="2" w:color="555555"/>
+          <w:right w:val="single" w:sz="4" w:space="2" w:color="555555"/>
+        </w:pBdr>
+        <w:shd w:val="clear" w:color="auto" w:fill="FFFFFF"/>
+      </w:pPr>
       <w:r>
         <w:rPr>
           <w:rFonts w:ascii="맑은 고딕" w:hAnsi="맑은 고딕" w:eastAsia="맑은 고딕"/>
@@ -2705,7 +2753,30 @@
           <w:sz w:val="17"/>
           <w:u w:val="none"/>
         </w:rPr>
-        <w:t>.</w:t>
+        <w:t>Wallace and Darwin’s model of evolution  |  that variation and inheritance somehow happened, though no one knew how</w:t>
+      </w:r>
+    </w:p>
+    <w:p>
+      <w:pPr>
+        <w:spacing w:before="0" w:after="60" w:line="288" w:lineRule="auto"/>
+        <w:ind w:left="40"/>
+        <w:snapToGrid w:val="0"/>
+        <w:pBdr>
+          <w:top w:val="single" w:sz="4" w:space="2" w:color="555555"/>
+          <w:left w:val="single" w:sz="4" w:space="2" w:color="555555"/>
+          <w:bottom w:val="single" w:sz="4" w:space="2" w:color="555555"/>
+          <w:right w:val="single" w:sz="4" w:space="2" w:color="555555"/>
+        </w:pBdr>
+        <w:shd w:val="clear" w:color="auto" w:fill="FFFFFF"/>
+      </w:pPr>
+      <w:r>
+        <w:rPr>
+          <w:rFonts w:ascii="맑은 고딕" w:hAnsi="맑은 고딕" w:eastAsia="맑은 고딕"/>
+          <w:b w:val="0"/>
+          <w:sz w:val="17"/>
+          <w:u w:val="none"/>
+        </w:rPr>
+        <w:t>Physicists’ model of atomic bonds  |  (A) ________________________________</w:t>
       </w:r>
     </w:p>
     <w:p>
@@ -2737,7 +2808,7 @@
           <w:sz w:val="17"/>
           <w:u w:val="none"/>
         </w:rPr>
-        <w:t xml:space="preserve"> instead of / attempting / to explain / why / electrons / have / their particular mass and charge / physicists / just / accept / the measured values / and / move on</w:t>
+        <w:t xml:space="preserve"> them / of mass and charge / without / values / explain / the measure</w:t>
       </w:r>
     </w:p>
     <w:p>
@@ -2783,7 +2854,7 @@
           <w:sz w:val="17"/>
           <w:u w:val="none"/>
         </w:rPr>
-        <w:t>1. Use ALL the expressions in the box, each only once.</w:t>
+        <w:t>1. &lt;보기&gt;의 표현을 모두 한 번씩 사용할 것 (다른 단어 추가 금지)</w:t>
       </w:r>
     </w:p>
     <w:p>
@@ -2806,7 +2877,7 @@
           <w:sz w:val="17"/>
           <w:u w:val="none"/>
         </w:rPr>
-        <w:t>2. Do NOT change the form of any word, and do NOT add any other words (do NOT use ‘don’t’).</w:t>
+        <w:t>2. 필요한 경우 단어의 형태를 바꿀 것(2곳)</w:t>
       </w:r>
     </w:p>
     <w:p>
@@ -2829,7 +2900,7 @@
           <w:sz w:val="17"/>
           <w:u w:val="none"/>
         </w:rPr>
-        <w:t>3. Begin with ‘Instead of attempting’ and put the subject ‘physicists’ in the main clause.</w:t>
+        <w:t>3. ‘without + 동명사’ 구문을 사용할 것</w:t>
       </w:r>
     </w:p>
     <w:p>
@@ -2852,7 +2923,7 @@
           <w:sz w:val="17"/>
           <w:u w:val="none"/>
         </w:rPr>
-        <w:t>4. Write 22 words in total.</w:t>
+        <w:t>4. 빈칸에 들어갈 말은 총 10단어</w:t>
       </w:r>
     </w:p>
     <w:p>
@@ -2890,7 +2961,7 @@
           <w:sz w:val="17"/>
           <w:u w:val="none"/>
         </w:rPr>
-        <w:t>⇒ Instead of attempting ________________________________________________________________________ .</w:t>
+        <w:t>(A) ________________________________________</w:t>
       </w:r>
     </w:p>
     <w:p>
@@ -4038,7 +4109,7 @@
           <w:sz w:val="15"/>
           <w:u w:val="none"/>
         </w:rPr>
-        <w:t xml:space="preserve"> The key point is that we can build useful models at one level of analysis without a complete accounting of what’s happening at all other levels. (be→’s)</w:t>
+        <w:t xml:space="preserve"> The key point is that we can build useful models at one level of analysis without a complete accounting of what’s happening at all other levels. (use→useful · account→accounting · happen→happening / 26단어 / that 보어절 + without)</w:t>
       </w:r>
     </w:p>
     <w:p>
@@ -4454,7 +4525,7 @@
           <w:sz w:val="15"/>
           <w:u w:val="none"/>
         </w:rPr>
-        <w:t xml:space="preserve"> Instead of attempting to explain why electrons have their particular mass and charge, physicists just accept the measured values and move on.</w:t>
+        <w:t xml:space="preserve"> the measured values of mass and charge without explaining them</w:t>
       </w:r>
     </w:p>
     <w:p>
@@ -5053,7 +5124,7 @@
           <w:sz w:val="14"/>
           <w:u w:val="none"/>
         </w:rPr>
-        <w:t>Instead of attempt to explain</w:t>
+        <w:t>the measure values</w:t>
       </w:r>
       <w:r>
         <w:rPr>
@@ -5062,7 +5133,7 @@
           <w:sz w:val="14"/>
           <w:u w:val="none"/>
         </w:rPr>
-        <w:t xml:space="preserve"> ✕ — 전치사 of 뒤는 동명사. </w:t>
+        <w:t xml:space="preserve"> ✕ — 명사를 꾸미는 과거분사 measured. </w:t>
       </w:r>
       <w:r>
         <w:rPr>
@@ -5071,7 +5142,7 @@
           <w:sz w:val="14"/>
           <w:u w:val="none"/>
         </w:rPr>
-        <w:t>Instead of attempting to explain …, they just accept</w:t>
+        <w:t>without explain them</w:t>
       </w:r>
       <w:r>
         <w:rPr>
@@ -5080,7 +5151,7 @@
           <w:sz w:val="14"/>
           <w:u w:val="none"/>
         </w:rPr>
-        <w:t xml:space="preserve"> ✕ — 보기의 physicists를 써야 하고 조건 3에 따라 주절 주어. </w:t>
+        <w:t xml:space="preserve"> ✕ — 전치사 뒤 동명사. </w:t>
       </w:r>
       <w:r>
         <w:rPr>
@@ -5089,7 +5160,7 @@
           <w:sz w:val="14"/>
           <w:u w:val="none"/>
         </w:rPr>
-        <w:t>Instead of physicists attempting …</w:t>
+        <w:t>the measured values without explaining them of mass and charge</w:t>
       </w:r>
       <w:r>
         <w:rPr>
@@ -5098,7 +5169,7 @@
           <w:sz w:val="14"/>
           <w:u w:val="none"/>
         </w:rPr>
-        <w:t xml:space="preserve"> — 가능한 형태이나 조건 3 위반, 감점 1. [채점] 구문(Instead of -ing) 1.5 / 어순·보기 전부 사용 1 / 철자·단어 수 0.5.</w:t>
+        <w:t xml:space="preserve"> ✕ — of mass and charge는 values 바로 뒤. [채점] 어순·보기 전부 1.5 / 어형 2곳 1 / 철자·단어 수 0.5.</w:t>
       </w:r>
     </w:p>
     <w:p>
@@ -5263,7 +5334,7 @@
           <w:sz w:val="14"/>
           <w:u w:val="none"/>
         </w:rPr>
-        <w:t xml:space="preserve"> 여러분이 관심을 두는 진화 시스템의 경계를 어떻게 정하기로 하든 — 예를 들어 그것이 휴대 전화라고 해 보자 — 여러분의 모델이 그저 주어진 것으로 받아들여야만 하는 것들이 있을 텐데, 새로운 아이디어가 특정한 시기에 출현한다는 사실 같은 것이 그렇다. 실제로, 모든 모델은 이러한 성격의 단순화하는 가정을 세워야만 한다. Wallace와 Darwin이 생물학적 진화에 대한 그들의 언어적 모델을 제시했을 때, 변이 생성과 유전이 어떻게 작동하는지에 관한 지식은 거의 없었다. 그들은 이러한 일들이 어떻게든 일어났다는 것을 그저 주어진 것으로 받아들였다. 가장 미세한 세부 수준에서조차, 우리는 단순화하는 가정을 필요로 한다. 예를 들어, 물리학자들은 기본 입자의 질량과 전하를 주어진 것으로 받아들여야만 한다. 원자 결합 모델에서, 물리학자들은 왜 전자가 그 특정한 질량과 전하를 갖는지 설명하려 하지 않는다. 그들은 그저 측정된 값을 받아들이고 다음으로 넘어간다. 핵심은 우리가 다른 모든 수준에서 일어나고 있는 것에 대한 완전한 설명 없이도 하나의 분석 수준에서 유용한 모델을 구축할 수 있다는 것이다.</w:t>
+        <w:t xml:space="preserve"> ['여러분이 관심을 두는 진화 시스템의 경계를 어떻게 정하기로 하든 — 예를 들어 그것이 휴대 전화라고 해 보자 — 여러분의 모델이 그저 주어진 것으로 받아들여야만 하는 것들이 있을 텐데, 새로운 아이디어가 특정한 시기에 출현한다는 사실 같은 것이 그렇다.', '실제로, 모든 모델은 이러한 성격의 단순화하는 가정을 세워야만 한다.', 'Wallace와 Darwin이 생물학적 진화에 대한 그들의 언어적 모델을 제시했을 때, 변이 생성과 유전이 어떻게 작동하는지에 관한 지식은 거의 없었다.', '그들은 이러한 일들이 어떻게든 일어났다는 것을 그저 주어진 것으로 받아들였다.', '가장 미세한 세부 수준에서조차, 우리는 단순화하는 가정을 필요로 한다.', '예를 들어, 물리학자들은 기본 입자의 질량과 전하를 주어진 것으로 받아들여야만 한다.', '원자 결합 모델에서, 물리학자들은 왜 전자가 그 특정한 질량과 전하를 갖는지 설명하려 하지 않는다. 그들은 그저 측정된 값을 받아들이고 다음으로 넘어간다.', '핵심은 우리가 다른 모든 수준에서 일어나고 있는 것에 대한 완전한 설명 없이도 하나의 분석 수준에서 유용한 모델을 구축할 수 있다는 것이다.']</w:t>
       </w:r>
     </w:p>
     <w:p>
@@ -5288,7 +5359,7 @@
           <w:sz w:val="14"/>
           <w:u w:val="none"/>
         </w:rPr>
-        <w:t xml:space="preserve"> 도시 지도도 같은 방식으로 작동한다. 그것은 거리와 역을 단순한 선과 점으로 보여 주고, 그 아래의 땅이 왜 솟거나 가라앉는지는 결코 설명하려 하지 않는다. 지질학자는 그것을 이상하게 여길지 모르지만, 그저 역에 도착하고 싶은 여행자에게는 더 깊은 이야기가 필요 없다. 지도는 땅의 모양을 주어진 것으로 받아들이고 제 할 일을 해 나간다. 한꺼번에 모든 것을 말하려 드는 도구는 결국 아무 데도 쓸모가 없게 될 것이다.</w:t>
+        <w:t xml:space="preserve"> ['도시 지도도 같은 방식으로 작동한다.', '그것은 거리와 역을 단순한 선과 점으로 보여 주고, 그 아래의 땅이 왜 솟거나 가라앉는지는 결코 설명하려 하지 않는다.', '지질학자는 그것을 이상하게 여길지 모르지만, 그저 역에 도착하고 싶은 여행자에게는 더 깊은 이야기가 필요 없다.', '지도는 땅의 모양을 주어진 것으로 받아들이고 제 할 일을 해 나간다.', '한꺼번에 모든 것을 말하려 드는 도구는 결국 아무 데도 쓸모가 없게 될 것이다.']</w:t>
       </w:r>
     </w:p>
     <w:sectPr>
